--- a/paper/kampala_programme.docx
+++ b/paper/kampala_programme.docx
@@ -715,7 +715,298 @@
       </w:r>
     </w:p>
     <w:bookmarkEnd w:id="9"/>
-    <w:bookmarkStart w:id="10" w:name="shared-data-and-code"/>
+    <w:bookmarkStart w:id="10" w:name="case-study-maps-and-supporting-figures"/>
+    <w:p>
+      <w:pPr>
+        <w:pStyle w:val="Heading1"/>
+      </w:pPr>
+      <w:r>
+        <w:t xml:space="preserve">Case-study maps and supporting figures</w:t>
+      </w:r>
+    </w:p>
+    <w:p>
+      <w:pPr>
+        <w:pStyle w:val="FirstParagraph"/>
+      </w:pPr>
+      <w:r>
+        <w:t xml:space="preserve">Each paper opens its study-area section with a case-study map in a common style (shaded relief, inset locator, north arrow, scale bar, credits), built by</w:t>
+      </w:r>
+      <w:r>
+        <w:t xml:space="preserve"> </w:t>
+      </w:r>
+      <w:r>
+        <w:rPr>
+          <w:rStyle w:val="VerbatimChar"/>
+        </w:rPr>
+        <w:t xml:space="preserve">src/kd_casemaps.py</w:t>
+      </w:r>
+      <w:r>
+        <w:t xml:space="preserve">:</w:t>
+      </w:r>
+    </w:p>
+    <w:tbl>
+      <w:tblPr>
+        <w:tblStyle w:val="Table"/>
+        <w:tblW w:type="pct" w:w="5000"/>
+        <w:tblLayout w:type="fixed"/>
+        <w:tblLook w:firstRow="1" w:lastRow="0" w:firstColumn="0" w:lastColumn="0" w:noHBand="0" w:noVBand="0" w:val="0020"/>
+      </w:tblPr>
+      <w:tblGrid>
+        <w:gridCol w:w="2640"/>
+        <w:gridCol w:w="2640"/>
+        <w:gridCol w:w="2640"/>
+      </w:tblGrid>
+      <w:tr>
+        <w:trPr>
+          <w:tblHeader w:val="on"/>
+        </w:trPr>
+        <w:tc>
+          <w:tcPr/>
+          <w:p>
+            <w:pPr>
+              <w:pStyle w:val="Compact"/>
+            </w:pPr>
+            <w:r>
+              <w:t xml:space="preserve">Paper</w:t>
+            </w:r>
+          </w:p>
+        </w:tc>
+        <w:tc>
+          <w:tcPr/>
+          <w:p>
+            <w:pPr>
+              <w:pStyle w:val="Compact"/>
+            </w:pPr>
+            <w:r>
+              <w:t xml:space="preserve">Case-study map</w:t>
+            </w:r>
+          </w:p>
+        </w:tc>
+        <w:tc>
+          <w:tcPr/>
+          <w:p>
+            <w:pPr>
+              <w:pStyle w:val="Compact"/>
+            </w:pPr>
+            <w:r>
+              <w:t xml:space="preserve">Supporting figure</w:t>
+            </w:r>
+          </w:p>
+        </w:tc>
+      </w:tr>
+      <w:tr>
+        <w:tc>
+          <w:tcPr/>
+          <w:p>
+            <w:pPr>
+              <w:pStyle w:val="Compact"/>
+            </w:pPr>
+            <w:r>
+              <w:t xml:space="preserve">0</w:t>
+            </w:r>
+          </w:p>
+        </w:tc>
+        <w:tc>
+          <w:tcPr/>
+          <w:p>
+            <w:pPr>
+              <w:pStyle w:val="Compact"/>
+            </w:pPr>
+            <w:r>
+              <w:t xml:space="preserve">cm0: where reported floods happened, by grade, with the hotspot list</w:t>
+            </w:r>
+          </w:p>
+        </w:tc>
+        <w:tc>
+          <w:tcPr/>
+          <w:p>
+            <w:pPr>
+              <w:pStyle w:val="Compact"/>
+            </w:pPr>
+            <w:r>
+              <w:t xml:space="preserve">–</w:t>
+            </w:r>
+          </w:p>
+        </w:tc>
+      </w:tr>
+      <w:tr>
+        <w:tc>
+          <w:tcPr/>
+          <w:p>
+            <w:pPr>
+              <w:pStyle w:val="Compact"/>
+            </w:pPr>
+            <w:r>
+              <w:t xml:space="preserve">1</w:t>
+            </w:r>
+          </w:p>
+        </w:tc>
+        <w:tc>
+          <w:tcPr/>
+          <w:p>
+            <w:pPr>
+              <w:pStyle w:val="Compact"/>
+            </w:pPr>
+            <w:r>
+              <w:t xml:space="preserve">cm1: six channel systems, channels, 45 hotspots, KCCA boundary, Makerere gauge</w:t>
+            </w:r>
+          </w:p>
+        </w:tc>
+        <w:tc>
+          <w:tcPr/>
+          <w:p>
+            <w:pPr>
+              <w:pStyle w:val="Compact"/>
+            </w:pPr>
+            <w:r>
+              <w:t xml:space="preserve">fw1: study design (two explanations, six tests)</w:t>
+            </w:r>
+          </w:p>
+        </w:tc>
+      </w:tr>
+      <w:tr>
+        <w:tc>
+          <w:tcPr/>
+          <w:p>
+            <w:pPr>
+              <w:pStyle w:val="Compact"/>
+            </w:pPr>
+            <w:r>
+              <w:t xml:space="preserve">2</w:t>
+            </w:r>
+          </w:p>
+        </w:tc>
+        <w:tc>
+          <w:tcPr/>
+          <w:p>
+            <w:pPr>
+              <w:pStyle w:val="Compact"/>
+            </w:pPr>
+            <w:r>
+              <w:t xml:space="preserve">cm2: valley-floor land cover today, bay-draining catchments, bay zones, Ggaba intake</w:t>
+            </w:r>
+          </w:p>
+        </w:tc>
+        <w:tc>
+          <w:tcPr/>
+          <w:p>
+            <w:pPr>
+              <w:pStyle w:val="Compact"/>
+            </w:pPr>
+            <w:r>
+              <w:t xml:space="preserve">lc2: Nakivubo–Kinawataka from Landsat, 1986 vs 2025</w:t>
+            </w:r>
+          </w:p>
+        </w:tc>
+      </w:tr>
+      <w:tr>
+        <w:tc>
+          <w:tcPr/>
+          <w:p>
+            <w:pPr>
+              <w:pStyle w:val="Compact"/>
+            </w:pPr>
+            <w:r>
+              <w:t xml:space="preserve">3</w:t>
+            </w:r>
+          </w:p>
+        </w:tc>
+        <w:tc>
+          <w:tcPr/>
+          <w:p>
+            <w:pPr>
+              <w:pStyle w:val="Compact"/>
+            </w:pPr>
+            <w:r>
+              <w:t xml:space="preserve">cm3: people on low ground in 2020, inside vs outside KCCA</w:t>
+            </w:r>
+          </w:p>
+        </w:tc>
+        <w:tc>
+          <w:tcPr/>
+          <w:p>
+            <w:pPr>
+              <w:pStyle w:val="Compact"/>
+            </w:pPr>
+            <w:r>
+              <w:t xml:space="preserve">bg3: building grain, Bwaise vs Kawempe hill</w:t>
+            </w:r>
+          </w:p>
+        </w:tc>
+      </w:tr>
+      <w:tr>
+        <w:tc>
+          <w:tcPr/>
+          <w:p>
+            <w:pPr>
+              <w:pStyle w:val="Compact"/>
+            </w:pPr>
+            <w:r>
+              <w:t xml:space="preserve">4</w:t>
+            </w:r>
+          </w:p>
+        </w:tc>
+        <w:tc>
+          <w:tcPr/>
+          <w:p>
+            <w:pPr>
+              <w:pStyle w:val="Compact"/>
+            </w:pPr>
+            <w:r>
+              <w:t xml:space="preserve">cm4: road network, 636 bridge-less crossings, hospitals, validation spots</w:t>
+            </w:r>
+          </w:p>
+        </w:tc>
+        <w:tc>
+          <w:tcPr/>
+          <w:p>
+            <w:pPr>
+              <w:pStyle w:val="Compact"/>
+            </w:pPr>
+            <w:r>
+              <w:t xml:space="preserve">fw4: attribution design</w:t>
+            </w:r>
+          </w:p>
+        </w:tc>
+      </w:tr>
+      <w:tr>
+        <w:tc>
+          <w:tcPr/>
+          <w:p>
+            <w:pPr>
+              <w:pStyle w:val="Compact"/>
+            </w:pPr>
+            <w:r>
+              <w:t xml:space="preserve">5</w:t>
+            </w:r>
+          </w:p>
+        </w:tc>
+        <w:tc>
+          <w:tcPr/>
+          <w:p>
+            <w:pPr>
+              <w:pStyle w:val="Compact"/>
+            </w:pPr>
+            <w:r>
+              <w:t xml:space="preserve">cm5: six cities at the same scale, valley floors and low-ground roads</w:t>
+            </w:r>
+          </w:p>
+        </w:tc>
+        <w:tc>
+          <w:tcPr/>
+          <w:p>
+            <w:pPr>
+              <w:pStyle w:val="Compact"/>
+            </w:pPr>
+            <w:r>
+              <w:t xml:space="preserve">–</w:t>
+            </w:r>
+          </w:p>
+        </w:tc>
+      </w:tr>
+    </w:tbl>
+    <w:bookmarkEnd w:id="10"/>
+    <w:bookmarkStart w:id="11" w:name="shared-data-and-code"/>
     <w:p>
       <w:pPr>
         <w:pStyle w:val="Heading1"/>
@@ -768,8 +1059,8 @@
         <w:t xml:space="preserve">.</w:t>
       </w:r>
     </w:p>
-    <w:bookmarkEnd w:id="10"/>
-    <w:bookmarkStart w:id="11" w:name="before-submission"/>
+    <w:bookmarkEnd w:id="11"/>
+    <w:bookmarkStart w:id="12" w:name="before-submission"/>
     <w:p>
       <w:pPr>
         <w:pStyle w:val="Heading1"/>
@@ -838,7 +1129,7 @@
         <w:t xml:space="preserve">Suggested order: Paper 4 and the data paper first (strongest and quickest), then 1, 2, 3, 5.</w:t>
       </w:r>
     </w:p>
-    <w:bookmarkEnd w:id="11"/>
+    <w:bookmarkEnd w:id="12"/>
     <w:sectPr>
       <w:footnotePr>
         <w:numRestart w:val="eachSect"/>
